--- a/消费客户流失报告.docx
+++ b/消费客户流失报告.docx
@@ -90,21 +90,27 @@
         <w:rPr>
           <w:rFonts w:hint="eastAsia"/>
         </w:rPr>
-        <w:t>本报告基于某公司客户数据（共 900 条有效记录），从消费水平、年龄、账户经理配置等多个维</w:t>
-      </w:r>
-      <w:proofErr w:type="gramStart"/>
-      <w:r>
-        <w:rPr>
-          <w:rFonts w:hint="eastAsia"/>
-        </w:rPr>
-        <w:t>度分析</w:t>
-      </w:r>
-      <w:proofErr w:type="gramEnd"/>
-      <w:r>
-        <w:rPr>
-          <w:rFonts w:hint="eastAsia"/>
-        </w:rPr>
-        <w:t>客户流失的关键影响因素，旨在为运营策略优化提供数据支撑。</w:t>
+        <w:t>本报告基于</w:t>
+      </w:r>
+      <w:proofErr w:type="spellStart"/>
+      <w:r>
+        <w:rPr>
+          <w:rFonts w:hint="eastAsia"/>
+        </w:rPr>
+        <w:t>github</w:t>
+      </w:r>
+      <w:proofErr w:type="spellEnd"/>
+      <w:r>
+        <w:rPr>
+          <w:rFonts w:hint="eastAsia"/>
+        </w:rPr>
+        <w:t>公开</w:t>
+      </w:r>
+      <w:r>
+        <w:rPr>
+          <w:rFonts w:hint="eastAsia"/>
+        </w:rPr>
+        <w:t>数据（共 900 条有效记录），从消费水平、年龄、账户经理配置等多个维度分析客户流失的关键影响因素，旨在为运营策略优化提供数据支撑。</w:t>
       </w:r>
     </w:p>
     <w:p>
@@ -1332,25 +1338,7 @@
           <w:b/>
           <w:sz w:val="28"/>
         </w:rPr>
-        <w:t>3.1 站点数与流失率（</w:t>
-      </w:r>
-      <w:proofErr w:type="gramStart"/>
-      <w:r>
-        <w:rPr>
-          <w:rFonts w:ascii="黑体" w:eastAsia="黑体" w:hAnsi="黑体"/>
-          <w:b/>
-          <w:sz w:val="28"/>
-        </w:rPr>
-        <w:t>最</w:t>
-      </w:r>
-      <w:proofErr w:type="gramEnd"/>
-      <w:r>
-        <w:rPr>
-          <w:rFonts w:ascii="黑体" w:eastAsia="黑体" w:hAnsi="黑体"/>
-          <w:b/>
-          <w:sz w:val="28"/>
-        </w:rPr>
-        <w:t>关键因素）</w:t>
+        <w:t>3.1 站点数与流失率（最关键因素）</w:t>
       </w:r>
     </w:p>
     <w:p>
@@ -5029,25 +5017,7 @@
           <w:b/>
           <w:sz w:val="28"/>
         </w:rPr>
-        <w:t>原因</w:t>
-      </w:r>
-      <w:proofErr w:type="gramStart"/>
-      <w:r>
-        <w:rPr>
-          <w:rFonts w:ascii="黑体" w:eastAsia="黑体" w:hAnsi="黑体"/>
-          <w:b/>
-          <w:sz w:val="28"/>
-        </w:rPr>
-        <w:t>一</w:t>
-      </w:r>
-      <w:proofErr w:type="gramEnd"/>
-      <w:r>
-        <w:rPr>
-          <w:rFonts w:ascii="黑体" w:eastAsia="黑体" w:hAnsi="黑体"/>
-          <w:b/>
-          <w:sz w:val="28"/>
-        </w:rPr>
-        <w:t>：多站点管理能力不足</w:t>
+        <w:t>原因一：多站点管理能力不足</w:t>
       </w:r>
     </w:p>
     <w:p>
@@ -5870,7 +5840,6 @@
                 <w:rFonts w:hint="eastAsia"/>
               </w:rPr>
             </w:pPr>
-            <w:proofErr w:type="gramStart"/>
             <w:r>
               <w:rPr>
                 <w:rFonts w:ascii="宋体" w:eastAsia="宋体" w:hAnsi="宋体"/>
@@ -5878,7 +5847,6 @@
               </w:rPr>
               <w:t>低危</w:t>
             </w:r>
-            <w:proofErr w:type="gramEnd"/>
           </w:p>
         </w:tc>
         <w:tc>
@@ -6047,29 +6015,45 @@
           <w:rFonts w:ascii="宋体" w:eastAsia="宋体" w:hAnsi="宋体"/>
           <w:sz w:val="24"/>
         </w:rPr>
-        <w:t>③ 最近3个月内</w:t>
-      </w:r>
-      <w:proofErr w:type="gramStart"/>
+        <w:t>③ 最近3个月内无主动客户联系记录；</w:t>
+      </w:r>
+    </w:p>
+    <w:p>
+      <w:pPr>
+        <w:spacing w:after="80" w:line="360" w:lineRule="auto"/>
+        <w:ind w:left="420"/>
+        <w:rPr>
+          <w:rFonts w:hint="eastAsia"/>
+        </w:rPr>
+      </w:pPr>
       <w:r>
         <w:rPr>
           <w:rFonts w:ascii="宋体" w:eastAsia="宋体" w:hAnsi="宋体"/>
           <w:sz w:val="24"/>
         </w:rPr>
-        <w:t>无主动</w:t>
-      </w:r>
-      <w:proofErr w:type="gramEnd"/>
+        <w:t>④ 站点数在6个月内增长超过3个（快速扩张可能伴随管理痛点）；</w:t>
+      </w:r>
+    </w:p>
+    <w:p>
+      <w:pPr>
+        <w:spacing w:after="80" w:line="360" w:lineRule="auto"/>
+        <w:ind w:left="420"/>
+        <w:rPr>
+          <w:rFonts w:hint="eastAsia"/>
+        </w:rPr>
+      </w:pPr>
       <w:r>
         <w:rPr>
           <w:rFonts w:ascii="宋体" w:eastAsia="宋体" w:hAnsi="宋体"/>
           <w:sz w:val="24"/>
         </w:rPr>
-        <w:t>客户联系记录；</w:t>
-      </w:r>
-    </w:p>
-    <w:p>
-      <w:pPr>
-        <w:spacing w:after="80" w:line="360" w:lineRule="auto"/>
-        <w:ind w:left="420"/>
+        <w:t>⑤ 客户提交的工单或投诉数量环比增加50%以上。</w:t>
+      </w:r>
+    </w:p>
+    <w:p>
+      <w:pPr>
+        <w:spacing w:after="120" w:line="360" w:lineRule="auto"/>
+        <w:ind w:firstLine="420"/>
         <w:rPr>
           <w:rFonts w:hint="eastAsia"/>
         </w:rPr>
@@ -6079,71 +6063,7 @@
           <w:rFonts w:ascii="宋体" w:eastAsia="宋体" w:hAnsi="宋体"/>
           <w:sz w:val="24"/>
         </w:rPr>
-        <w:t>④ 站点数在6个月内增长超过3个（快速扩张可能伴随管理痛点）；</w:t>
-      </w:r>
-    </w:p>
-    <w:p>
-      <w:pPr>
-        <w:spacing w:after="80" w:line="360" w:lineRule="auto"/>
-        <w:ind w:left="420"/>
-        <w:rPr>
-          <w:rFonts w:hint="eastAsia"/>
-        </w:rPr>
-      </w:pPr>
-      <w:r>
-        <w:rPr>
-          <w:rFonts w:ascii="宋体" w:eastAsia="宋体" w:hAnsi="宋体"/>
-          <w:sz w:val="24"/>
-        </w:rPr>
-        <w:t>⑤ 客户提交的工单或投诉</w:t>
-      </w:r>
-      <w:proofErr w:type="gramStart"/>
-      <w:r>
-        <w:rPr>
-          <w:rFonts w:ascii="宋体" w:eastAsia="宋体" w:hAnsi="宋体"/>
-          <w:sz w:val="24"/>
-        </w:rPr>
-        <w:t>数量环</w:t>
-      </w:r>
-      <w:proofErr w:type="gramEnd"/>
-      <w:r>
-        <w:rPr>
-          <w:rFonts w:ascii="宋体" w:eastAsia="宋体" w:hAnsi="宋体"/>
-          <w:sz w:val="24"/>
-        </w:rPr>
-        <w:t>比增加50%以上。</w:t>
-      </w:r>
-    </w:p>
-    <w:p>
-      <w:pPr>
-        <w:spacing w:after="120" w:line="360" w:lineRule="auto"/>
-        <w:ind w:firstLine="420"/>
-        <w:rPr>
-          <w:rFonts w:hint="eastAsia"/>
-        </w:rPr>
-      </w:pPr>
-      <w:r>
-        <w:rPr>
-          <w:rFonts w:ascii="宋体" w:eastAsia="宋体" w:hAnsi="宋体"/>
-          <w:sz w:val="24"/>
-        </w:rPr>
-        <w:t>通过将</w:t>
-      </w:r>
-      <w:proofErr w:type="gramStart"/>
-      <w:r>
-        <w:rPr>
-          <w:rFonts w:ascii="宋体" w:eastAsia="宋体" w:hAnsi="宋体"/>
-          <w:sz w:val="24"/>
-        </w:rPr>
-        <w:t>被动响应</w:t>
-      </w:r>
-      <w:proofErr w:type="gramEnd"/>
-      <w:r>
-        <w:rPr>
-          <w:rFonts w:ascii="宋体" w:eastAsia="宋体" w:hAnsi="宋体"/>
-          <w:sz w:val="24"/>
-        </w:rPr>
-        <w:t>转变为主动预警，可以在客户产生流失意向之前就介入干预，</w:t>
+        <w:t>通过将被动响应转变为主动预警，可以在客户产生流失意向之前就介入干预，</w:t>
       </w:r>
       <w:r>
         <w:rPr>
@@ -6207,23 +6127,7 @@
           <w:rFonts w:ascii="宋体" w:eastAsia="宋体" w:hAnsi="宋体"/>
           <w:sz w:val="24"/>
         </w:rPr>
-        <w:t>第一，站点数是影响客户流失的</w:t>
-      </w:r>
-      <w:proofErr w:type="gramStart"/>
-      <w:r>
-        <w:rPr>
-          <w:rFonts w:ascii="宋体" w:eastAsia="宋体" w:hAnsi="宋体"/>
-          <w:sz w:val="24"/>
-        </w:rPr>
-        <w:t>最</w:t>
-      </w:r>
-      <w:proofErr w:type="gramEnd"/>
-      <w:r>
-        <w:rPr>
-          <w:rFonts w:ascii="宋体" w:eastAsia="宋体" w:hAnsi="宋体"/>
-          <w:sz w:val="24"/>
-        </w:rPr>
-        <w:t>关键因素。站点数超过9-10个后，流失率从7%急剧攀升至37%以上，11个站点以上的客户流失率接近85%。这反映出公司在多站点管理能力上存在明显瓶颈，是当前最需要解决的问题。</w:t>
+        <w:t>第一，站点数是影响客户流失的最关键因素。站点数超过9-10个后，流失率从7%急剧攀升至37%以上，11个站点以上的客户流失率接近85%。这反映出公司在多站点管理能力上存在明显瓶颈，是当前最需要解决的问题。</w:t>
       </w:r>
     </w:p>
     <w:p>
